--- a/1. Languages/3. Devanagari_HSKM/0. AllDevanagariLanguages/1. Grade1/0. Grade-1-Devanagari-HSKM-Hindi-Sanskrit-Khatri-Marathi-Table-of-Contents.docx
+++ b/1. Languages/3. Devanagari_HSKM/0. AllDevanagariLanguages/1. Grade1/0. Grade-1-Devanagari-HSKM-Hindi-Sanskrit-Khatri-Marathi-Table-of-Contents.docx
@@ -28,6 +28,11 @@
         </w:rPr>
         <w:t xml:space="preserve">Tracing Devanagari Alphabets, and Devanagari Family Relationships:</w:t>
       </w:r>
+      <w:r>
+        <w:rPr>
+          <w:rtl w:val="0"/>
+        </w:rPr>
+      </w:r>
     </w:p>
     <w:p>
       <w:pPr>
@@ -73,6 +78,11 @@
         </w:rPr>
         <w:t xml:space="preserve">Class 2</w:t>
       </w:r>
+      <w:r>
+        <w:rPr>
+          <w:rtl w:val="0"/>
+        </w:rPr>
+      </w:r>
     </w:p>
     <w:p>
       <w:pPr>
@@ -91,6 +101,11 @@
         </w:rPr>
         <w:t xml:space="preserve">Class 3</w:t>
       </w:r>
+      <w:r>
+        <w:rPr>
+          <w:rtl w:val="0"/>
+        </w:rPr>
+      </w:r>
     </w:p>
     <w:p>
       <w:pPr>
@@ -109,6 +124,11 @@
         </w:rPr>
         <w:t xml:space="preserve">Class 4</w:t>
       </w:r>
+      <w:r>
+        <w:rPr>
+          <w:rtl w:val="0"/>
+        </w:rPr>
+      </w:r>
     </w:p>
     <w:p>
       <w:pPr>
@@ -127,6 +147,11 @@
         </w:rPr>
         <w:t xml:space="preserve">Class 5</w:t>
       </w:r>
+      <w:r>
+        <w:rPr>
+          <w:rtl w:val="0"/>
+        </w:rPr>
+      </w:r>
     </w:p>
     <w:p>
       <w:pPr>
@@ -144,6 +169,11 @@
           <w:rtl w:val="0"/>
         </w:rPr>
         <w:t xml:space="preserve">Class 6</w:t>
+      </w:r>
+      <w:r>
+        <w:rPr>
+          <w:rtl w:val="0"/>
+        </w:rPr>
       </w:r>
     </w:p>
     <w:p>
@@ -182,6 +212,11 @@
         </w:rPr>
         <w:t xml:space="preserve">Hasat Ali, and Ayi GiriNandini Songs Breakdown:</w:t>
       </w:r>
+      <w:r>
+        <w:rPr>
+          <w:rtl w:val="0"/>
+        </w:rPr>
+      </w:r>
     </w:p>
     <w:p>
       <w:pPr>
@@ -227,6 +262,11 @@
         </w:rPr>
         <w:t xml:space="preserve">Class 8</w:t>
       </w:r>
+      <w:r>
+        <w:rPr>
+          <w:rtl w:val="0"/>
+        </w:rPr>
+      </w:r>
     </w:p>
     <w:p>
       <w:pPr>
@@ -245,6 +285,11 @@
         </w:rPr>
         <w:t xml:space="preserve">Class 9</w:t>
       </w:r>
+      <w:r>
+        <w:rPr>
+          <w:rtl w:val="0"/>
+        </w:rPr>
+      </w:r>
     </w:p>
     <w:p>
       <w:pPr>
@@ -270,8 +315,8 @@
       </w:r>
     </w:p>
     <w:sectPr>
-      <w:headerReference r:id="rId6" w:type="default"/>
-      <w:footerReference r:id="rId7" w:type="default"/>
+      <w:headerReference r:id="rId7" w:type="default"/>
+      <w:footerReference r:id="rId8" w:type="default"/>
       <w:pgSz w:h="15840" w:w="12240" w:orient="portrait"/>
       <w:pgMar w:bottom="1440" w:top="1440" w:left="1440" w:right="1440" w:header="720" w:footer="720"/>
       <w:pgNumType w:start="1"/>
@@ -926,4 +971,19 @@
   </a:objectDefaults>
   <a:extraClrSchemeLst/>
 </a:theme>
+</file>
+
+<file path=customXML/item1.xml><?xml version="1.0" encoding="utf-8"?>
+<go:gDocsCustomXmlDataStorage xmlns:go="http://customooxmlschemas.google.com/" xmlns:r="http://schemas.openxmlformats.org/officeDocument/2006/relationships" uri="GoogleDocsCustomDataVersion2">
+  <go:docsCustomData xmlns:go="http://customooxmlschemas.google.com/" roundtripDataSignature="AMtx7mgbAds9qsWQHteuWFpZvuWK7ZNNng==">CgMxLjA4AGonChNzdWdnZXN0Ljk2ZHdudnA0YmJqEhBTdW5pdGhhIFB1c3VsdXJpciExQjUzaWlyeFV0WWhwbDQ1NHBnN3J3cmhxb1l6SjBIaEg=</go:docsCustomData>
+</go:gDocsCustomXmlDataStorage>
+</file>
+
+<file path=customXML/itemProps1.xml><?xml version="1.0" encoding="utf-8"?>
+<ds:datastoreItem xmlns:ds="http://schemas.openxmlformats.org/officeDocument/2006/customXml" ds:itemID="{11111111-1234-1234-1234-123412341234}">
+  <ds:schemaRefs>
+    <ds:schemaRef ds:uri="http://schemas.openxmlformats.org/officeDocument/2006/relationships"/>
+    <ds:schemaRef ds:uri="http://customooxmlschemas.google.com/"/>
+  </ds:schemaRefs>
+</ds:datastoreItem>
 </file>